--- a/docs/压力脉冲控制器_通讯变量表_算法说明_V3.6.docx
+++ b/docs/压力脉冲控制器_通讯变量表_算法说明_V3.6.docx
@@ -2169,7 +2169,7 @@
           <w:color w:val="707070"/>
           <w:sz w:val="18"/>
         </w:rPr>
-        <w:t>(已用 12 W / 共 32 W)</w:t>
+        <w:t>(已用 14 W / 共 32 W)</w:t>
       </w:r>
     </w:p>
     <w:tbl>
@@ -2671,7 +2671,7 @@
                 <w:rFonts w:ascii="Microsoft YaHei" w:hAnsi="Microsoft YaHei" w:eastAsia="Microsoft YaHei"/>
                 <w:sz w:val="18"/>
               </w:rPr>
-              <w:t>108-127</w:t>
+              <w:t>108-109</w:t>
             </w:r>
           </w:p>
         </w:tc>
@@ -2687,7 +2687,73 @@
                 <w:rFonts w:ascii="Microsoft YaHei" w:hAnsi="Microsoft YaHei" w:eastAsia="Microsoft YaHei"/>
                 <w:sz w:val="18"/>
               </w:rPr>
-              <w:t>— 保留 (10 字段)</w:t>
+              <w:t>PP_Oil_Filter</w:t>
+            </w:r>
+          </w:p>
+        </w:tc>
+        <w:tc>
+          <w:tcPr>
+            <w:tcW w:type="dxa" w:w="1417"/>
+            <w:vAlign w:val="center"/>
+          </w:tcPr>
+          <w:p>
+            <w:r/>
+            <w:r>
+              <w:rPr>
+                <w:rFonts w:ascii="Microsoft YaHei" w:hAnsi="Microsoft YaHei" w:eastAsia="Microsoft YaHei"/>
+                <w:sz w:val="18"/>
+              </w:rPr>
+              <w:t>REAL (ms)</w:t>
+            </w:r>
+          </w:p>
+        </w:tc>
+        <w:tc>
+          <w:tcPr>
+            <w:tcW w:type="dxa" w:w="4252"/>
+            <w:vAlign w:val="center"/>
+          </w:tcPr>
+          <w:p>
+            <w:r/>
+            <w:r>
+              <w:rPr>
+                <w:rFonts w:ascii="Microsoft YaHei" w:hAnsi="Microsoft YaHei" w:eastAsia="Microsoft YaHei"/>
+                <w:sz w:val="18"/>
+              </w:rPr>
+              <w:t>油路压力低通滤波时间常数, 默认 100; ≤1 旁路</w:t>
+            </w:r>
+          </w:p>
+        </w:tc>
+      </w:tr>
+      <w:tr>
+        <w:tc>
+          <w:tcPr>
+            <w:tcW w:type="dxa" w:w="1247"/>
+            <w:vAlign w:val="center"/>
+          </w:tcPr>
+          <w:p>
+            <w:r/>
+            <w:r>
+              <w:rPr>
+                <w:rFonts w:ascii="Microsoft YaHei" w:hAnsi="Microsoft YaHei" w:eastAsia="Microsoft YaHei"/>
+                <w:sz w:val="18"/>
+              </w:rPr>
+              <w:t>110-127</w:t>
+            </w:r>
+          </w:p>
+        </w:tc>
+        <w:tc>
+          <w:tcPr>
+            <w:tcW w:type="dxa" w:w="3118"/>
+            <w:vAlign w:val="center"/>
+          </w:tcPr>
+          <w:p>
+            <w:r/>
+            <w:r>
+              <w:rPr>
+                <w:rFonts w:ascii="Microsoft YaHei" w:hAnsi="Microsoft YaHei" w:eastAsia="Microsoft YaHei"/>
+                <w:sz w:val="18"/>
+              </w:rPr>
+              <w:t>— 保留 (9 字段)</w:t>
             </w:r>
           </w:p>
         </w:tc>
@@ -5005,7 +5071,7 @@
           <w:color w:val="707070"/>
           <w:sz w:val="18"/>
         </w:rPr>
-        <w:t>(已用 22 W / 共 64 W)</w:t>
+        <w:t>(已用 42 W / 共 64 W)</w:t>
       </w:r>
     </w:p>
     <w:tbl>
@@ -5837,7 +5903,7 @@
                 <w:rFonts w:ascii="Microsoft YaHei" w:hAnsi="Microsoft YaHei" w:eastAsia="Microsoft YaHei"/>
                 <w:sz w:val="18"/>
               </w:rPr>
-              <w:t>54-95</w:t>
+              <w:t>54-55</w:t>
             </w:r>
           </w:p>
         </w:tc>
@@ -5853,7 +5919,667 @@
                 <w:rFonts w:ascii="Microsoft YaHei" w:hAnsi="Microsoft YaHei" w:eastAsia="Microsoft YaHei"/>
                 <w:sz w:val="18"/>
               </w:rPr>
-              <w:t>— 保留 (21 字段)</w:t>
+              <w:t>PP_Oil_ActualPressure_1ms[0]</w:t>
+            </w:r>
+          </w:p>
+        </w:tc>
+        <w:tc>
+          <w:tcPr>
+            <w:tcW w:type="dxa" w:w="1417"/>
+            <w:vAlign w:val="center"/>
+          </w:tcPr>
+          <w:p>
+            <w:r/>
+            <w:r>
+              <w:rPr>
+                <w:rFonts w:ascii="Microsoft YaHei" w:hAnsi="Microsoft YaHei" w:eastAsia="Microsoft YaHei"/>
+                <w:sz w:val="18"/>
+              </w:rPr>
+              <w:t>REAL (MPa)</w:t>
+            </w:r>
+          </w:p>
+        </w:tc>
+        <w:tc>
+          <w:tcPr>
+            <w:tcW w:type="dxa" w:w="4252"/>
+            <w:vAlign w:val="center"/>
+          </w:tcPr>
+          <w:p>
+            <w:r/>
+            <w:r>
+              <w:rPr>
+                <w:rFonts w:ascii="Microsoft YaHei" w:hAnsi="Microsoft YaHei" w:eastAsia="Microsoft YaHei"/>
+                <w:sz w:val="18"/>
+              </w:rPr>
+              <w:t>1ms 压力 [0] @ t-9ms (10ms 窗口起点)</w:t>
+            </w:r>
+          </w:p>
+        </w:tc>
+      </w:tr>
+      <w:tr>
+        <w:tc>
+          <w:tcPr>
+            <w:tcW w:type="dxa" w:w="1247"/>
+            <w:vAlign w:val="center"/>
+          </w:tcPr>
+          <w:p>
+            <w:r/>
+            <w:r>
+              <w:rPr>
+                <w:rFonts w:ascii="Microsoft YaHei" w:hAnsi="Microsoft YaHei" w:eastAsia="Microsoft YaHei"/>
+                <w:sz w:val="18"/>
+              </w:rPr>
+              <w:t>56-57</w:t>
+            </w:r>
+          </w:p>
+        </w:tc>
+        <w:tc>
+          <w:tcPr>
+            <w:tcW w:type="dxa" w:w="3118"/>
+            <w:vAlign w:val="center"/>
+          </w:tcPr>
+          <w:p>
+            <w:r/>
+            <w:r>
+              <w:rPr>
+                <w:rFonts w:ascii="Microsoft YaHei" w:hAnsi="Microsoft YaHei" w:eastAsia="Microsoft YaHei"/>
+                <w:sz w:val="18"/>
+              </w:rPr>
+              <w:t>PP_Oil_ActualPressure_1ms[1]</w:t>
+            </w:r>
+          </w:p>
+        </w:tc>
+        <w:tc>
+          <w:tcPr>
+            <w:tcW w:type="dxa" w:w="1417"/>
+            <w:vAlign w:val="center"/>
+          </w:tcPr>
+          <w:p>
+            <w:r/>
+            <w:r>
+              <w:rPr>
+                <w:rFonts w:ascii="Microsoft YaHei" w:hAnsi="Microsoft YaHei" w:eastAsia="Microsoft YaHei"/>
+                <w:sz w:val="18"/>
+              </w:rPr>
+              <w:t>REAL (MPa)</w:t>
+            </w:r>
+          </w:p>
+        </w:tc>
+        <w:tc>
+          <w:tcPr>
+            <w:tcW w:type="dxa" w:w="4252"/>
+            <w:vAlign w:val="center"/>
+          </w:tcPr>
+          <w:p>
+            <w:r/>
+            <w:r>
+              <w:rPr>
+                <w:rFonts w:ascii="Microsoft YaHei" w:hAnsi="Microsoft YaHei" w:eastAsia="Microsoft YaHei"/>
+                <w:sz w:val="18"/>
+              </w:rPr>
+              <w:t>1ms 压力 [1] @ t-8ms</w:t>
+            </w:r>
+          </w:p>
+        </w:tc>
+      </w:tr>
+      <w:tr>
+        <w:tc>
+          <w:tcPr>
+            <w:tcW w:type="dxa" w:w="1247"/>
+            <w:vAlign w:val="center"/>
+          </w:tcPr>
+          <w:p>
+            <w:r/>
+            <w:r>
+              <w:rPr>
+                <w:rFonts w:ascii="Microsoft YaHei" w:hAnsi="Microsoft YaHei" w:eastAsia="Microsoft YaHei"/>
+                <w:sz w:val="18"/>
+              </w:rPr>
+              <w:t>58-59</w:t>
+            </w:r>
+          </w:p>
+        </w:tc>
+        <w:tc>
+          <w:tcPr>
+            <w:tcW w:type="dxa" w:w="3118"/>
+            <w:vAlign w:val="center"/>
+          </w:tcPr>
+          <w:p>
+            <w:r/>
+            <w:r>
+              <w:rPr>
+                <w:rFonts w:ascii="Microsoft YaHei" w:hAnsi="Microsoft YaHei" w:eastAsia="Microsoft YaHei"/>
+                <w:sz w:val="18"/>
+              </w:rPr>
+              <w:t>PP_Oil_ActualPressure_1ms[2]</w:t>
+            </w:r>
+          </w:p>
+        </w:tc>
+        <w:tc>
+          <w:tcPr>
+            <w:tcW w:type="dxa" w:w="1417"/>
+            <w:vAlign w:val="center"/>
+          </w:tcPr>
+          <w:p>
+            <w:r/>
+            <w:r>
+              <w:rPr>
+                <w:rFonts w:ascii="Microsoft YaHei" w:hAnsi="Microsoft YaHei" w:eastAsia="Microsoft YaHei"/>
+                <w:sz w:val="18"/>
+              </w:rPr>
+              <w:t>REAL (MPa)</w:t>
+            </w:r>
+          </w:p>
+        </w:tc>
+        <w:tc>
+          <w:tcPr>
+            <w:tcW w:type="dxa" w:w="4252"/>
+            <w:vAlign w:val="center"/>
+          </w:tcPr>
+          <w:p>
+            <w:r/>
+            <w:r>
+              <w:rPr>
+                <w:rFonts w:ascii="Microsoft YaHei" w:hAnsi="Microsoft YaHei" w:eastAsia="Microsoft YaHei"/>
+                <w:sz w:val="18"/>
+              </w:rPr>
+              <w:t>1ms 压力 [2] @ t-7ms</w:t>
+            </w:r>
+          </w:p>
+        </w:tc>
+      </w:tr>
+      <w:tr>
+        <w:tc>
+          <w:tcPr>
+            <w:tcW w:type="dxa" w:w="1247"/>
+            <w:vAlign w:val="center"/>
+          </w:tcPr>
+          <w:p>
+            <w:r/>
+            <w:r>
+              <w:rPr>
+                <w:rFonts w:ascii="Microsoft YaHei" w:hAnsi="Microsoft YaHei" w:eastAsia="Microsoft YaHei"/>
+                <w:sz w:val="18"/>
+              </w:rPr>
+              <w:t>60-61</w:t>
+            </w:r>
+          </w:p>
+        </w:tc>
+        <w:tc>
+          <w:tcPr>
+            <w:tcW w:type="dxa" w:w="3118"/>
+            <w:vAlign w:val="center"/>
+          </w:tcPr>
+          <w:p>
+            <w:r/>
+            <w:r>
+              <w:rPr>
+                <w:rFonts w:ascii="Microsoft YaHei" w:hAnsi="Microsoft YaHei" w:eastAsia="Microsoft YaHei"/>
+                <w:sz w:val="18"/>
+              </w:rPr>
+              <w:t>PP_Oil_ActualPressure_1ms[3]</w:t>
+            </w:r>
+          </w:p>
+        </w:tc>
+        <w:tc>
+          <w:tcPr>
+            <w:tcW w:type="dxa" w:w="1417"/>
+            <w:vAlign w:val="center"/>
+          </w:tcPr>
+          <w:p>
+            <w:r/>
+            <w:r>
+              <w:rPr>
+                <w:rFonts w:ascii="Microsoft YaHei" w:hAnsi="Microsoft YaHei" w:eastAsia="Microsoft YaHei"/>
+                <w:sz w:val="18"/>
+              </w:rPr>
+              <w:t>REAL (MPa)</w:t>
+            </w:r>
+          </w:p>
+        </w:tc>
+        <w:tc>
+          <w:tcPr>
+            <w:tcW w:type="dxa" w:w="4252"/>
+            <w:vAlign w:val="center"/>
+          </w:tcPr>
+          <w:p>
+            <w:r/>
+            <w:r>
+              <w:rPr>
+                <w:rFonts w:ascii="Microsoft YaHei" w:hAnsi="Microsoft YaHei" w:eastAsia="Microsoft YaHei"/>
+                <w:sz w:val="18"/>
+              </w:rPr>
+              <w:t>1ms 压力 [3] @ t-6ms</w:t>
+            </w:r>
+          </w:p>
+        </w:tc>
+      </w:tr>
+      <w:tr>
+        <w:tc>
+          <w:tcPr>
+            <w:tcW w:type="dxa" w:w="1247"/>
+            <w:vAlign w:val="center"/>
+          </w:tcPr>
+          <w:p>
+            <w:r/>
+            <w:r>
+              <w:rPr>
+                <w:rFonts w:ascii="Microsoft YaHei" w:hAnsi="Microsoft YaHei" w:eastAsia="Microsoft YaHei"/>
+                <w:sz w:val="18"/>
+              </w:rPr>
+              <w:t>62-63</w:t>
+            </w:r>
+          </w:p>
+        </w:tc>
+        <w:tc>
+          <w:tcPr>
+            <w:tcW w:type="dxa" w:w="3118"/>
+            <w:vAlign w:val="center"/>
+          </w:tcPr>
+          <w:p>
+            <w:r/>
+            <w:r>
+              <w:rPr>
+                <w:rFonts w:ascii="Microsoft YaHei" w:hAnsi="Microsoft YaHei" w:eastAsia="Microsoft YaHei"/>
+                <w:sz w:val="18"/>
+              </w:rPr>
+              <w:t>PP_Oil_ActualPressure_1ms[4]</w:t>
+            </w:r>
+          </w:p>
+        </w:tc>
+        <w:tc>
+          <w:tcPr>
+            <w:tcW w:type="dxa" w:w="1417"/>
+            <w:vAlign w:val="center"/>
+          </w:tcPr>
+          <w:p>
+            <w:r/>
+            <w:r>
+              <w:rPr>
+                <w:rFonts w:ascii="Microsoft YaHei" w:hAnsi="Microsoft YaHei" w:eastAsia="Microsoft YaHei"/>
+                <w:sz w:val="18"/>
+              </w:rPr>
+              <w:t>REAL (MPa)</w:t>
+            </w:r>
+          </w:p>
+        </w:tc>
+        <w:tc>
+          <w:tcPr>
+            <w:tcW w:type="dxa" w:w="4252"/>
+            <w:vAlign w:val="center"/>
+          </w:tcPr>
+          <w:p>
+            <w:r/>
+            <w:r>
+              <w:rPr>
+                <w:rFonts w:ascii="Microsoft YaHei" w:hAnsi="Microsoft YaHei" w:eastAsia="Microsoft YaHei"/>
+                <w:sz w:val="18"/>
+              </w:rPr>
+              <w:t>1ms 压力 [4] @ t-5ms</w:t>
+            </w:r>
+          </w:p>
+        </w:tc>
+      </w:tr>
+      <w:tr>
+        <w:tc>
+          <w:tcPr>
+            <w:tcW w:type="dxa" w:w="1247"/>
+            <w:vAlign w:val="center"/>
+          </w:tcPr>
+          <w:p>
+            <w:r/>
+            <w:r>
+              <w:rPr>
+                <w:rFonts w:ascii="Microsoft YaHei" w:hAnsi="Microsoft YaHei" w:eastAsia="Microsoft YaHei"/>
+                <w:sz w:val="18"/>
+              </w:rPr>
+              <w:t>64-65</w:t>
+            </w:r>
+          </w:p>
+        </w:tc>
+        <w:tc>
+          <w:tcPr>
+            <w:tcW w:type="dxa" w:w="3118"/>
+            <w:vAlign w:val="center"/>
+          </w:tcPr>
+          <w:p>
+            <w:r/>
+            <w:r>
+              <w:rPr>
+                <w:rFonts w:ascii="Microsoft YaHei" w:hAnsi="Microsoft YaHei" w:eastAsia="Microsoft YaHei"/>
+                <w:sz w:val="18"/>
+              </w:rPr>
+              <w:t>PP_Oil_ActualPressure_1ms[5]</w:t>
+            </w:r>
+          </w:p>
+        </w:tc>
+        <w:tc>
+          <w:tcPr>
+            <w:tcW w:type="dxa" w:w="1417"/>
+            <w:vAlign w:val="center"/>
+          </w:tcPr>
+          <w:p>
+            <w:r/>
+            <w:r>
+              <w:rPr>
+                <w:rFonts w:ascii="Microsoft YaHei" w:hAnsi="Microsoft YaHei" w:eastAsia="Microsoft YaHei"/>
+                <w:sz w:val="18"/>
+              </w:rPr>
+              <w:t>REAL (MPa)</w:t>
+            </w:r>
+          </w:p>
+        </w:tc>
+        <w:tc>
+          <w:tcPr>
+            <w:tcW w:type="dxa" w:w="4252"/>
+            <w:vAlign w:val="center"/>
+          </w:tcPr>
+          <w:p>
+            <w:r/>
+            <w:r>
+              <w:rPr>
+                <w:rFonts w:ascii="Microsoft YaHei" w:hAnsi="Microsoft YaHei" w:eastAsia="Microsoft YaHei"/>
+                <w:sz w:val="18"/>
+              </w:rPr>
+              <w:t>1ms 压力 [5] @ t-4ms</w:t>
+            </w:r>
+          </w:p>
+        </w:tc>
+      </w:tr>
+      <w:tr>
+        <w:tc>
+          <w:tcPr>
+            <w:tcW w:type="dxa" w:w="1247"/>
+            <w:vAlign w:val="center"/>
+          </w:tcPr>
+          <w:p>
+            <w:r/>
+            <w:r>
+              <w:rPr>
+                <w:rFonts w:ascii="Microsoft YaHei" w:hAnsi="Microsoft YaHei" w:eastAsia="Microsoft YaHei"/>
+                <w:sz w:val="18"/>
+              </w:rPr>
+              <w:t>66-67</w:t>
+            </w:r>
+          </w:p>
+        </w:tc>
+        <w:tc>
+          <w:tcPr>
+            <w:tcW w:type="dxa" w:w="3118"/>
+            <w:vAlign w:val="center"/>
+          </w:tcPr>
+          <w:p>
+            <w:r/>
+            <w:r>
+              <w:rPr>
+                <w:rFonts w:ascii="Microsoft YaHei" w:hAnsi="Microsoft YaHei" w:eastAsia="Microsoft YaHei"/>
+                <w:sz w:val="18"/>
+              </w:rPr>
+              <w:t>PP_Oil_ActualPressure_1ms[6]</w:t>
+            </w:r>
+          </w:p>
+        </w:tc>
+        <w:tc>
+          <w:tcPr>
+            <w:tcW w:type="dxa" w:w="1417"/>
+            <w:vAlign w:val="center"/>
+          </w:tcPr>
+          <w:p>
+            <w:r/>
+            <w:r>
+              <w:rPr>
+                <w:rFonts w:ascii="Microsoft YaHei" w:hAnsi="Microsoft YaHei" w:eastAsia="Microsoft YaHei"/>
+                <w:sz w:val="18"/>
+              </w:rPr>
+              <w:t>REAL (MPa)</w:t>
+            </w:r>
+          </w:p>
+        </w:tc>
+        <w:tc>
+          <w:tcPr>
+            <w:tcW w:type="dxa" w:w="4252"/>
+            <w:vAlign w:val="center"/>
+          </w:tcPr>
+          <w:p>
+            <w:r/>
+            <w:r>
+              <w:rPr>
+                <w:rFonts w:ascii="Microsoft YaHei" w:hAnsi="Microsoft YaHei" w:eastAsia="Microsoft YaHei"/>
+                <w:sz w:val="18"/>
+              </w:rPr>
+              <w:t>1ms 压力 [6] @ t-3ms</w:t>
+            </w:r>
+          </w:p>
+        </w:tc>
+      </w:tr>
+      <w:tr>
+        <w:tc>
+          <w:tcPr>
+            <w:tcW w:type="dxa" w:w="1247"/>
+            <w:vAlign w:val="center"/>
+          </w:tcPr>
+          <w:p>
+            <w:r/>
+            <w:r>
+              <w:rPr>
+                <w:rFonts w:ascii="Microsoft YaHei" w:hAnsi="Microsoft YaHei" w:eastAsia="Microsoft YaHei"/>
+                <w:sz w:val="18"/>
+              </w:rPr>
+              <w:t>68-69</w:t>
+            </w:r>
+          </w:p>
+        </w:tc>
+        <w:tc>
+          <w:tcPr>
+            <w:tcW w:type="dxa" w:w="3118"/>
+            <w:vAlign w:val="center"/>
+          </w:tcPr>
+          <w:p>
+            <w:r/>
+            <w:r>
+              <w:rPr>
+                <w:rFonts w:ascii="Microsoft YaHei" w:hAnsi="Microsoft YaHei" w:eastAsia="Microsoft YaHei"/>
+                <w:sz w:val="18"/>
+              </w:rPr>
+              <w:t>PP_Oil_ActualPressure_1ms[7]</w:t>
+            </w:r>
+          </w:p>
+        </w:tc>
+        <w:tc>
+          <w:tcPr>
+            <w:tcW w:type="dxa" w:w="1417"/>
+            <w:vAlign w:val="center"/>
+          </w:tcPr>
+          <w:p>
+            <w:r/>
+            <w:r>
+              <w:rPr>
+                <w:rFonts w:ascii="Microsoft YaHei" w:hAnsi="Microsoft YaHei" w:eastAsia="Microsoft YaHei"/>
+                <w:sz w:val="18"/>
+              </w:rPr>
+              <w:t>REAL (MPa)</w:t>
+            </w:r>
+          </w:p>
+        </w:tc>
+        <w:tc>
+          <w:tcPr>
+            <w:tcW w:type="dxa" w:w="4252"/>
+            <w:vAlign w:val="center"/>
+          </w:tcPr>
+          <w:p>
+            <w:r/>
+            <w:r>
+              <w:rPr>
+                <w:rFonts w:ascii="Microsoft YaHei" w:hAnsi="Microsoft YaHei" w:eastAsia="Microsoft YaHei"/>
+                <w:sz w:val="18"/>
+              </w:rPr>
+              <w:t>1ms 压力 [7] @ t-2ms</w:t>
+            </w:r>
+          </w:p>
+        </w:tc>
+      </w:tr>
+      <w:tr>
+        <w:tc>
+          <w:tcPr>
+            <w:tcW w:type="dxa" w:w="1247"/>
+            <w:vAlign w:val="center"/>
+          </w:tcPr>
+          <w:p>
+            <w:r/>
+            <w:r>
+              <w:rPr>
+                <w:rFonts w:ascii="Microsoft YaHei" w:hAnsi="Microsoft YaHei" w:eastAsia="Microsoft YaHei"/>
+                <w:sz w:val="18"/>
+              </w:rPr>
+              <w:t>70-71</w:t>
+            </w:r>
+          </w:p>
+        </w:tc>
+        <w:tc>
+          <w:tcPr>
+            <w:tcW w:type="dxa" w:w="3118"/>
+            <w:vAlign w:val="center"/>
+          </w:tcPr>
+          <w:p>
+            <w:r/>
+            <w:r>
+              <w:rPr>
+                <w:rFonts w:ascii="Microsoft YaHei" w:hAnsi="Microsoft YaHei" w:eastAsia="Microsoft YaHei"/>
+                <w:sz w:val="18"/>
+              </w:rPr>
+              <w:t>PP_Oil_ActualPressure_1ms[8]</w:t>
+            </w:r>
+          </w:p>
+        </w:tc>
+        <w:tc>
+          <w:tcPr>
+            <w:tcW w:type="dxa" w:w="1417"/>
+            <w:vAlign w:val="center"/>
+          </w:tcPr>
+          <w:p>
+            <w:r/>
+            <w:r>
+              <w:rPr>
+                <w:rFonts w:ascii="Microsoft YaHei" w:hAnsi="Microsoft YaHei" w:eastAsia="Microsoft YaHei"/>
+                <w:sz w:val="18"/>
+              </w:rPr>
+              <w:t>REAL (MPa)</w:t>
+            </w:r>
+          </w:p>
+        </w:tc>
+        <w:tc>
+          <w:tcPr>
+            <w:tcW w:type="dxa" w:w="4252"/>
+            <w:vAlign w:val="center"/>
+          </w:tcPr>
+          <w:p>
+            <w:r/>
+            <w:r>
+              <w:rPr>
+                <w:rFonts w:ascii="Microsoft YaHei" w:hAnsi="Microsoft YaHei" w:eastAsia="Microsoft YaHei"/>
+                <w:sz w:val="18"/>
+              </w:rPr>
+              <w:t>1ms 压力 [8] @ t-1ms</w:t>
+            </w:r>
+          </w:p>
+        </w:tc>
+      </w:tr>
+      <w:tr>
+        <w:tc>
+          <w:tcPr>
+            <w:tcW w:type="dxa" w:w="1247"/>
+            <w:vAlign w:val="center"/>
+          </w:tcPr>
+          <w:p>
+            <w:r/>
+            <w:r>
+              <w:rPr>
+                <w:rFonts w:ascii="Microsoft YaHei" w:hAnsi="Microsoft YaHei" w:eastAsia="Microsoft YaHei"/>
+                <w:sz w:val="18"/>
+              </w:rPr>
+              <w:t>72-73</w:t>
+            </w:r>
+          </w:p>
+        </w:tc>
+        <w:tc>
+          <w:tcPr>
+            <w:tcW w:type="dxa" w:w="3118"/>
+            <w:vAlign w:val="center"/>
+          </w:tcPr>
+          <w:p>
+            <w:r/>
+            <w:r>
+              <w:rPr>
+                <w:rFonts w:ascii="Microsoft YaHei" w:hAnsi="Microsoft YaHei" w:eastAsia="Microsoft YaHei"/>
+                <w:sz w:val="18"/>
+              </w:rPr>
+              <w:t>PP_Oil_ActualPressure_1ms[9]</w:t>
+            </w:r>
+          </w:p>
+        </w:tc>
+        <w:tc>
+          <w:tcPr>
+            <w:tcW w:type="dxa" w:w="1417"/>
+            <w:vAlign w:val="center"/>
+          </w:tcPr>
+          <w:p>
+            <w:r/>
+            <w:r>
+              <w:rPr>
+                <w:rFonts w:ascii="Microsoft YaHei" w:hAnsi="Microsoft YaHei" w:eastAsia="Microsoft YaHei"/>
+                <w:sz w:val="18"/>
+              </w:rPr>
+              <w:t>REAL (MPa)</w:t>
+            </w:r>
+          </w:p>
+        </w:tc>
+        <w:tc>
+          <w:tcPr>
+            <w:tcW w:type="dxa" w:w="4252"/>
+            <w:vAlign w:val="center"/>
+          </w:tcPr>
+          <w:p>
+            <w:r/>
+            <w:r>
+              <w:rPr>
+                <w:rFonts w:ascii="Microsoft YaHei" w:hAnsi="Microsoft YaHei" w:eastAsia="Microsoft YaHei"/>
+                <w:sz w:val="18"/>
+              </w:rPr>
+              <w:t>1ms 压力 [9] @ t-0ms (窗口终点, 最新)</w:t>
+            </w:r>
+          </w:p>
+        </w:tc>
+      </w:tr>
+      <w:tr>
+        <w:tc>
+          <w:tcPr>
+            <w:tcW w:type="dxa" w:w="1247"/>
+            <w:vAlign w:val="center"/>
+          </w:tcPr>
+          <w:p>
+            <w:r/>
+            <w:r>
+              <w:rPr>
+                <w:rFonts w:ascii="Microsoft YaHei" w:hAnsi="Microsoft YaHei" w:eastAsia="Microsoft YaHei"/>
+                <w:sz w:val="18"/>
+              </w:rPr>
+              <w:t>74-95</w:t>
+            </w:r>
+          </w:p>
+        </w:tc>
+        <w:tc>
+          <w:tcPr>
+            <w:tcW w:type="dxa" w:w="3118"/>
+            <w:vAlign w:val="center"/>
+          </w:tcPr>
+          <w:p>
+            <w:r/>
+            <w:r>
+              <w:rPr>
+                <w:rFonts w:ascii="Microsoft YaHei" w:hAnsi="Microsoft YaHei" w:eastAsia="Microsoft YaHei"/>
+                <w:sz w:val="18"/>
+              </w:rPr>
+              <w:t>— 保留 (11 字段)</w:t>
             </w:r>
           </w:p>
         </w:tc>
@@ -6916,7 +7642,7 @@
           <w:color w:val="707070"/>
           <w:sz w:val="18"/>
         </w:rPr>
-        <w:t>(已用 50 W / 共 64 W)</w:t>
+        <w:t>(已用 52 W / 共 64 W)</w:t>
       </w:r>
     </w:p>
     <w:tbl>
@@ -8672,7 +9398,7 @@
                 <w:rFonts w:ascii="Microsoft YaHei" w:hAnsi="Microsoft YaHei" w:eastAsia="Microsoft YaHei"/>
                 <w:sz w:val="18"/>
               </w:rPr>
-              <w:t>210-223</w:t>
+              <w:t>210-211</w:t>
             </w:r>
           </w:p>
         </w:tc>
@@ -8688,7 +9414,73 @@
                 <w:rFonts w:ascii="Microsoft YaHei" w:hAnsi="Microsoft YaHei" w:eastAsia="Microsoft YaHei"/>
                 <w:sz w:val="18"/>
               </w:rPr>
-              <w:t>— 保留 (7 字段)</w:t>
+              <w:t>PP_Oil_Filter</w:t>
+            </w:r>
+          </w:p>
+        </w:tc>
+        <w:tc>
+          <w:tcPr>
+            <w:tcW w:type="dxa" w:w="1417"/>
+            <w:vAlign w:val="center"/>
+          </w:tcPr>
+          <w:p>
+            <w:r/>
+            <w:r>
+              <w:rPr>
+                <w:rFonts w:ascii="Microsoft YaHei" w:hAnsi="Microsoft YaHei" w:eastAsia="Microsoft YaHei"/>
+                <w:sz w:val="18"/>
+              </w:rPr>
+              <w:t>REAL (ms)</w:t>
+            </w:r>
+          </w:p>
+        </w:tc>
+        <w:tc>
+          <w:tcPr>
+            <w:tcW w:type="dxa" w:w="4252"/>
+            <w:vAlign w:val="center"/>
+          </w:tcPr>
+          <w:p>
+            <w:r/>
+            <w:r>
+              <w:rPr>
+                <w:rFonts w:ascii="Microsoft YaHei" w:hAnsi="Microsoft YaHei" w:eastAsia="Microsoft YaHei"/>
+                <w:sz w:val="18"/>
+              </w:rPr>
+              <w:t>油路滤波时间常数 (回读)</w:t>
+            </w:r>
+          </w:p>
+        </w:tc>
+      </w:tr>
+      <w:tr>
+        <w:tc>
+          <w:tcPr>
+            <w:tcW w:type="dxa" w:w="1247"/>
+            <w:vAlign w:val="center"/>
+          </w:tcPr>
+          <w:p>
+            <w:r/>
+            <w:r>
+              <w:rPr>
+                <w:rFonts w:ascii="Microsoft YaHei" w:hAnsi="Microsoft YaHei" w:eastAsia="Microsoft YaHei"/>
+                <w:sz w:val="18"/>
+              </w:rPr>
+              <w:t>212-223</w:t>
+            </w:r>
+          </w:p>
+        </w:tc>
+        <w:tc>
+          <w:tcPr>
+            <w:tcW w:type="dxa" w:w="3118"/>
+            <w:vAlign w:val="center"/>
+          </w:tcPr>
+          <w:p>
+            <w:r/>
+            <w:r>
+              <w:rPr>
+                <w:rFonts w:ascii="Microsoft YaHei" w:hAnsi="Microsoft YaHei" w:eastAsia="Microsoft YaHei"/>
+                <w:sz w:val="18"/>
+              </w:rPr>
+              <w:t>— 保留 (6 字段)</w:t>
             </w:r>
           </w:p>
         </w:tc>
@@ -10269,7 +11061,7 @@
         <w:rPr>
           <w:rFonts w:ascii="Microsoft YaHei" w:hAnsi="Microsoft YaHei" w:eastAsia="Microsoft YaHei"/>
         </w:rPr>
-        <w:t>2.4.1  包络门控</w:t>
+        <w:t>2.4.1  包络门控 (Schmitt 迟滞)</w:t>
       </w:r>
     </w:p>
     <w:p>
@@ -10279,7 +11071,239 @@
           <w:b w:val="0"/>
           <w:sz w:val="21"/>
         </w:rPr>
-        <w:t>本周期内若所有采样点 actual 均落在 ARP1383C 包络 [rTargetLower, rTargetUpper] 内, 视为「本周期跟踪合格」, 下一周期跳过学习更新; 已学到的修正量继续生效。任一采样越界则该周期被标记, 在 bNewCycle 时触发完整学习一轮。</w:t>
+        <w:t>为避免在 ARP1383C 包络边界处反复跨越导致的「一会学一会停」震荡, ILC 学习状态采用**不对称双阈值迟滞**:</w:t>
+      </w:r>
+    </w:p>
+    <w:tbl>
+      <w:tblPr>
+        <w:tblStyle w:val="LightGrid-Accent1"/>
+        <w:tblW w:type="auto" w:w="0"/>
+        <w:tblLook w:firstColumn="1" w:firstRow="1" w:lastColumn="0" w:lastRow="0" w:noHBand="0" w:noVBand="1" w:val="04A0"/>
+      </w:tblPr>
+      <w:tblGrid>
+        <w:gridCol w:w="2880"/>
+        <w:gridCol w:w="2880"/>
+        <w:gridCol w:w="2880"/>
+      </w:tblGrid>
+      <w:tr>
+        <w:tc>
+          <w:tcPr>
+            <w:tcW w:type="dxa" w:w="2268"/>
+            <w:shd w:val="clear" w:color="auto" w:fill="305496"/>
+            <w:vAlign w:val="center"/>
+          </w:tcPr>
+          <w:p>
+            <w:r/>
+            <w:r>
+              <w:rPr>
+                <w:rFonts w:ascii="Microsoft YaHei" w:hAnsi="Microsoft YaHei" w:eastAsia="Microsoft YaHei"/>
+                <w:b/>
+                <w:color w:val="FFFFFF"/>
+                <w:sz w:val="18"/>
+              </w:rPr>
+              <w:t>当前状态</w:t>
+            </w:r>
+          </w:p>
+        </w:tc>
+        <w:tc>
+          <w:tcPr>
+            <w:tcW w:type="dxa" w:w="4252"/>
+            <w:shd w:val="clear" w:color="auto" w:fill="305496"/>
+            <w:vAlign w:val="center"/>
+          </w:tcPr>
+          <w:p>
+            <w:r/>
+            <w:r>
+              <w:rPr>
+                <w:rFonts w:ascii="Microsoft YaHei" w:hAnsi="Microsoft YaHei" w:eastAsia="Microsoft YaHei"/>
+                <w:b/>
+                <w:color w:val="FFFFFF"/>
+                <w:sz w:val="18"/>
+              </w:rPr>
+              <w:t>转换条件</w:t>
+            </w:r>
+          </w:p>
+        </w:tc>
+        <w:tc>
+          <w:tcPr>
+            <w:tcW w:type="dxa" w:w="3402"/>
+            <w:shd w:val="clear" w:color="auto" w:fill="305496"/>
+            <w:vAlign w:val="center"/>
+          </w:tcPr>
+          <w:p>
+            <w:r/>
+            <w:r>
+              <w:rPr>
+                <w:rFonts w:ascii="Microsoft YaHei" w:hAnsi="Microsoft YaHei" w:eastAsia="Microsoft YaHei"/>
+                <w:b/>
+                <w:color w:val="FFFFFF"/>
+                <w:sz w:val="18"/>
+              </w:rPr>
+              <w:t>触发后行为</w:t>
+            </w:r>
+          </w:p>
+        </w:tc>
+      </w:tr>
+      <w:tr>
+        <w:tc>
+          <w:tcPr>
+            <w:tcW w:type="dxa" w:w="2268"/>
+            <w:vAlign w:val="center"/>
+          </w:tcPr>
+          <w:p>
+            <w:r/>
+            <w:r>
+              <w:rPr>
+                <w:rFonts w:ascii="Microsoft YaHei" w:hAnsi="Microsoft YaHei" w:eastAsia="Microsoft YaHei"/>
+                <w:sz w:val="18"/>
+              </w:rPr>
+              <w:t>DISARMED (不学习)</w:t>
+            </w:r>
+          </w:p>
+        </w:tc>
+        <w:tc>
+          <w:tcPr>
+            <w:tcW w:type="dxa" w:w="4252"/>
+            <w:vAlign w:val="center"/>
+          </w:tcPr>
+          <w:p>
+            <w:r/>
+            <w:r>
+              <w:rPr>
+                <w:rFonts w:ascii="Microsoft YaHei" w:hAnsi="Microsoft YaHei" w:eastAsia="Microsoft YaHei"/>
+                <w:sz w:val="18"/>
+              </w:rPr>
+              <w:t>本周期任一采样越出 ARP1383C 100% 包络 → ARMED</w:t>
+            </w:r>
+          </w:p>
+        </w:tc>
+        <w:tc>
+          <w:tcPr>
+            <w:tcW w:type="dxa" w:w="3402"/>
+            <w:vAlign w:val="center"/>
+          </w:tcPr>
+          <w:p>
+            <w:r/>
+            <w:r>
+              <w:rPr>
+                <w:rFonts w:ascii="Microsoft YaHei" w:hAnsi="Microsoft YaHei" w:eastAsia="Microsoft YaHei"/>
+                <w:sz w:val="18"/>
+              </w:rPr>
+              <w:t>立即学习一次</w:t>
+            </w:r>
+          </w:p>
+        </w:tc>
+      </w:tr>
+      <w:tr>
+        <w:tc>
+          <w:tcPr>
+            <w:tcW w:type="dxa" w:w="2268"/>
+            <w:vAlign w:val="center"/>
+          </w:tcPr>
+          <w:p>
+            <w:r/>
+            <w:r>
+              <w:rPr>
+                <w:rFonts w:ascii="Microsoft YaHei" w:hAnsi="Microsoft YaHei" w:eastAsia="Microsoft YaHei"/>
+                <w:sz w:val="18"/>
+              </w:rPr>
+              <w:t>ARMED (正在学习)</w:t>
+            </w:r>
+          </w:p>
+        </w:tc>
+        <w:tc>
+          <w:tcPr>
+            <w:tcW w:type="dxa" w:w="4252"/>
+            <w:vAlign w:val="center"/>
+          </w:tcPr>
+          <w:p>
+            <w:r/>
+            <w:r>
+              <w:rPr>
+                <w:rFonts w:ascii="Microsoft YaHei" w:hAnsi="Microsoft YaHei" w:eastAsia="Microsoft YaHei"/>
+                <w:sz w:val="18"/>
+              </w:rPr>
+              <w:t>整个周期所有采样都 ≤ 80% 内包络 → DISARMED</w:t>
+            </w:r>
+          </w:p>
+        </w:tc>
+        <w:tc>
+          <w:tcPr>
+            <w:tcW w:type="dxa" w:w="3402"/>
+            <w:vAlign w:val="center"/>
+          </w:tcPr>
+          <w:p>
+            <w:r/>
+            <w:r>
+              <w:rPr>
+                <w:rFonts w:ascii="Microsoft YaHei" w:hAnsi="Microsoft YaHei" w:eastAsia="Microsoft YaHei"/>
+                <w:sz w:val="18"/>
+              </w:rPr>
+              <w:t>本周期仍学, 下周期起停</w:t>
+            </w:r>
+          </w:p>
+        </w:tc>
+      </w:tr>
+      <w:tr>
+        <w:tc>
+          <w:tcPr>
+            <w:tcW w:type="dxa" w:w="2268"/>
+            <w:vAlign w:val="center"/>
+          </w:tcPr>
+          <w:p>
+            <w:r/>
+            <w:r>
+              <w:rPr>
+                <w:rFonts w:ascii="Microsoft YaHei" w:hAnsi="Microsoft YaHei" w:eastAsia="Microsoft YaHei"/>
+                <w:sz w:val="18"/>
+              </w:rPr>
+              <w:t>ARMED (正在学习)</w:t>
+            </w:r>
+          </w:p>
+        </w:tc>
+        <w:tc>
+          <w:tcPr>
+            <w:tcW w:type="dxa" w:w="4252"/>
+            <w:vAlign w:val="center"/>
+          </w:tcPr>
+          <w:p>
+            <w:r/>
+            <w:r>
+              <w:rPr>
+                <w:rFonts w:ascii="Microsoft YaHei" w:hAnsi="Microsoft YaHei" w:eastAsia="Microsoft YaHei"/>
+                <w:sz w:val="18"/>
+              </w:rPr>
+              <w:t>本周期至少一个采样越 80% 内包络</w:t>
+            </w:r>
+          </w:p>
+        </w:tc>
+        <w:tc>
+          <w:tcPr>
+            <w:tcW w:type="dxa" w:w="3402"/>
+            <w:vAlign w:val="center"/>
+          </w:tcPr>
+          <w:p>
+            <w:r/>
+            <w:r>
+              <w:rPr>
+                <w:rFonts w:ascii="Microsoft YaHei" w:hAnsi="Microsoft YaHei" w:eastAsia="Microsoft YaHei"/>
+                <w:sz w:val="18"/>
+              </w:rPr>
+              <w:t>保持 ARMED, 继续学习</w:t>
+            </w:r>
+          </w:p>
+        </w:tc>
+      </w:tr>
+    </w:tbl>
+    <w:p/>
+    <w:p>
+      <w:r>
+        <w:rPr>
+          <w:rFonts w:ascii="Microsoft YaHei" w:hAnsi="Microsoft YaHei" w:eastAsia="Microsoft YaHei"/>
+          <w:b w:val="0"/>
+          <w:sz w:val="21"/>
+        </w:rPr>
+        <w:t>内包络半宽 = 80% × 外包络半宽 (常量 ENV_INNER_RATIO = 0.8, 可在 FB_ILC VAR CONSTANT 调整)。</w:t>
       </w:r>
     </w:p>
     <w:p>
@@ -10299,7 +11323,7 @@
           <w:b w:val="0"/>
           <w:sz w:val="21"/>
         </w:rPr>
-        <w:t xml:space="preserve">  • 每采样: 若 rEnvUpper &gt; rEnvLower (启用门控) 且 actual 越界, 置 bCycleHadViolation := TRUE。</w:t>
+        <w:t xml:space="preserve">  • 每采样按"在 80% 内 / 80%~100% / 越 100%"三档分类, 累积本周期标志 bAnyOver100 与 bAnyOver80。</w:t>
       </w:r>
     </w:p>
     <w:p>
@@ -10309,7 +11333,7 @@
           <w:b w:val="0"/>
           <w:sz w:val="21"/>
         </w:rPr>
-        <w:t xml:space="preserve">  • bNewCycle 边界: 捕获 bDoLearnNow := bCycleHadViolation, 立即清零标志为下周期统计准备。</w:t>
+        <w:t xml:space="preserve">  • bNewCycle 边界: 根据当前 bLearningArmed 状态 + 本周期累积标志决定 bDoLearnNow 与下一周期 arm/disarm 状态, 然后清零本周期标志。</w:t>
       </w:r>
     </w:p>
     <w:p>
@@ -10330,6 +11354,16 @@
           <w:sz w:val="21"/>
         </w:rPr>
         <w:t xml:space="preserve">  • 水锤段累加器 (rWHHoldSum 等) 在 bNewCycle 入口无条件复位, 避免「不学但样本继续累加」导致下次学习用到污染数据。</w:t>
+      </w:r>
+    </w:p>
+    <w:p>
+      <w:r>
+        <w:rPr>
+          <w:rFonts w:ascii="Microsoft YaHei" w:hAnsi="Microsoft YaHei" w:eastAsia="Microsoft YaHei"/>
+          <w:b w:val="0"/>
+          <w:sz w:val="21"/>
+        </w:rPr>
+        <w:t xml:space="preserve">  • 包络未配置 (rEnvUpper ≤ rEnvLower) 时退化为「每周期都学」, 兼容旧调用。</w:t>
       </w:r>
     </w:p>
     <w:p>
@@ -11411,6 +12445,459 @@
       </w:r>
     </w:p>
     <w:p>
+      <w:pPr>
+        <w:pStyle w:val="Heading2"/>
+      </w:pPr>
+      <w:r>
+        <w:rPr>
+          <w:rFonts w:ascii="Microsoft YaHei" w:hAnsi="Microsoft YaHei" w:eastAsia="Microsoft YaHei"/>
+        </w:rPr>
+        <w:t>2.8  1ms 高分辨率压力流</w:t>
+      </w:r>
+    </w:p>
+    <w:p>
+      <w:r>
+        <w:rPr>
+          <w:rFonts w:ascii="Microsoft YaHei" w:hAnsi="Microsoft YaHei" w:eastAsia="Microsoft YaHei"/>
+          <w:b w:val="0"/>
+          <w:sz w:val="21"/>
+        </w:rPr>
+        <w:t>上位机以 10ms 通讯周期读 INPUT_REGISTER, 但 HMI 绘图与诊断需要 1ms 分辨率。解决方案: PLC 1ms 任务本地维护 10 元写缓冲, 写满整体快照到 GVL 数组; TCP 10ms 任务整片读取。</w:t>
+      </w:r>
+    </w:p>
+    <w:p>
+      <w:r>
+        <w:rPr>
+          <w:rFonts w:ascii="Microsoft YaHei" w:hAnsi="Microsoft YaHei" w:eastAsia="Microsoft YaHei"/>
+          <w:b w:val="0"/>
+          <w:sz w:val="21"/>
+        </w:rPr>
+        <w:t>工作流程:</w:t>
+      </w:r>
+    </w:p>
+    <w:p>
+      <w:r>
+        <w:rPr>
+          <w:rFonts w:ascii="Microsoft YaHei" w:hAnsi="Microsoft YaHei" w:eastAsia="Microsoft YaHei"/>
+          <w:b w:val="0"/>
+          <w:sz w:val="19"/>
+        </w:rPr>
+        <w:t xml:space="preserve">    1ms 任务 (PRG_PressureControl):</w:t>
+        <w:br/>
+        <w:t xml:space="preserve">        每周期 1ms → 滤波后压力写入 rPress1msBuf_O[nMs1msIdx]</w:t>
+        <w:br/>
+        <w:t xml:space="preserve">        nMs1msIdx == 9: GVL.PP_Oil_ActualPressure_1ms := rPress1msBuf_O (整体复制)</w:t>
+        <w:br/>
+        <w:t xml:space="preserve">                       nMs1msIdx := 0</w:t>
+        <w:br/>
+        <w:t xml:space="preserve">        否则: nMs1msIdx := nMs1msIdx + 1</w:t>
+        <w:br/>
+        <w:br/>
+        <w:t xml:space="preserve">    10ms 任务 (TCP_PLC_to_PC):</w:t>
+        <w:br/>
+        <w:t xml:space="preserve">        读 GVL.PP_Oil_ActualPressure_1ms[0..9] → INPUT_REGISTER[54..73]</w:t>
+      </w:r>
+    </w:p>
+    <w:p>
+      <w:r>
+        <w:rPr>
+          <w:rFonts w:ascii="Microsoft YaHei" w:hAnsi="Microsoft YaHei" w:eastAsia="Microsoft YaHei"/>
+          <w:b w:val="0"/>
+          <w:sz w:val="21"/>
+        </w:rPr>
+        <w:t>整体数组赋值 (GVL.X := localBuf) 在 IEC 61131-3 层面原子, 低优先级 TCP 任务读到的永远是"上一窗口完整 10 点", 不会撕裂。</w:t>
+      </w:r>
+    </w:p>
+    <w:p>
+      <w:r>
+        <w:rPr>
+          <w:rFonts w:ascii="Microsoft YaHei" w:hAnsi="Microsoft YaHei" w:eastAsia="Microsoft YaHei"/>
+          <w:b w:val="0"/>
+          <w:sz w:val="21"/>
+        </w:rPr>
+        <w:t>槽位时序语义 (oldest first):</w:t>
+      </w:r>
+    </w:p>
+    <w:p>
+      <w:r>
+        <w:rPr>
+          <w:rFonts w:ascii="Microsoft YaHei" w:hAnsi="Microsoft YaHei" w:eastAsia="Microsoft YaHei"/>
+          <w:b w:val="0"/>
+          <w:sz w:val="19"/>
+        </w:rPr>
+        <w:t xml:space="preserve">    [0] = t-9ms (窗口起点)</w:t>
+        <w:br/>
+        <w:t xml:space="preserve">    [1] = t-8ms</w:t>
+        <w:br/>
+        <w:t xml:space="preserve">    ...</w:t>
+        <w:br/>
+        <w:t xml:space="preserve">    [9] = t-0ms (窗口终点, 最新采样)</w:t>
+      </w:r>
+    </w:p>
+    <w:p>
+      <w:r>
+        <w:rPr>
+          <w:rFonts w:ascii="Microsoft YaHei" w:hAnsi="Microsoft YaHei" w:eastAsia="Microsoft YaHei"/>
+          <w:b w:val="0"/>
+          <w:sz w:val="21"/>
+        </w:rPr>
+        <w:t>HMI 直接按 [0]→[9] 顺序拼接到压力曲线即可, 无需解环。</w:t>
+      </w:r>
+    </w:p>
+    <w:p>
+      <w:pPr>
+        <w:pStyle w:val="Heading3"/>
+      </w:pPr>
+      <w:r>
+        <w:rPr>
+          <w:rFonts w:ascii="Microsoft YaHei" w:hAnsi="Microsoft YaHei" w:eastAsia="Microsoft YaHei"/>
+        </w:rPr>
+        <w:t>2.8.1  压力滤波时间常数 (HMI 可调)</w:t>
+      </w:r>
+    </w:p>
+    <w:p>
+      <w:r>
+        <w:rPr>
+          <w:rFonts w:ascii="Microsoft YaHei" w:hAnsi="Microsoft YaHei" w:eastAsia="Microsoft YaHei"/>
+          <w:b w:val="0"/>
+          <w:sz w:val="21"/>
+        </w:rPr>
+        <w:t>GVL 字段 PP_Oil_Filter (单位 ms, 默认 100) 决定 LowPassFilter_R 截止频率, 由 PRG 每扫描读 → 范围保护 [1, 10000] ms → DWORD_TO_TIME 转换 → 送入滤波器 t 输入。</w:t>
+      </w:r>
+    </w:p>
+    <w:tbl>
+      <w:tblPr>
+        <w:tblStyle w:val="LightGrid-Accent1"/>
+        <w:tblW w:type="auto" w:w="0"/>
+        <w:tblLook w:firstColumn="1" w:firstRow="1" w:lastColumn="0" w:lastRow="0" w:noHBand="0" w:noVBand="1" w:val="04A0"/>
+      </w:tblPr>
+      <w:tblGrid>
+        <w:gridCol w:w="2880"/>
+        <w:gridCol w:w="2880"/>
+        <w:gridCol w:w="2880"/>
+      </w:tblGrid>
+      <w:tr>
+        <w:tc>
+          <w:tcPr>
+            <w:tcW w:type="dxa" w:w="2268"/>
+            <w:shd w:val="clear" w:color="auto" w:fill="305496"/>
+            <w:vAlign w:val="center"/>
+          </w:tcPr>
+          <w:p>
+            <w:r/>
+            <w:r>
+              <w:rPr>
+                <w:rFonts w:ascii="Microsoft YaHei" w:hAnsi="Microsoft YaHei" w:eastAsia="Microsoft YaHei"/>
+                <w:b/>
+                <w:color w:val="FFFFFF"/>
+                <w:sz w:val="18"/>
+              </w:rPr>
+              <w:t>PP_Oil_Filter (ms)</w:t>
+            </w:r>
+          </w:p>
+        </w:tc>
+        <w:tc>
+          <w:tcPr>
+            <w:tcW w:type="dxa" w:w="2268"/>
+            <w:shd w:val="clear" w:color="auto" w:fill="305496"/>
+            <w:vAlign w:val="center"/>
+          </w:tcPr>
+          <w:p>
+            <w:r/>
+            <w:r>
+              <w:rPr>
+                <w:rFonts w:ascii="Microsoft YaHei" w:hAnsi="Microsoft YaHei" w:eastAsia="Microsoft YaHei"/>
+                <w:b/>
+                <w:color w:val="FFFFFF"/>
+                <w:sz w:val="18"/>
+              </w:rPr>
+              <w:t>截止频率 ≈</w:t>
+            </w:r>
+          </w:p>
+        </w:tc>
+        <w:tc>
+          <w:tcPr>
+            <w:tcW w:type="dxa" w:w="5386"/>
+            <w:shd w:val="clear" w:color="auto" w:fill="305496"/>
+            <w:vAlign w:val="center"/>
+          </w:tcPr>
+          <w:p>
+            <w:r/>
+            <w:r>
+              <w:rPr>
+                <w:rFonts w:ascii="Microsoft YaHei" w:hAnsi="Microsoft YaHei" w:eastAsia="Microsoft YaHei"/>
+                <w:b/>
+                <w:color w:val="FFFFFF"/>
+                <w:sz w:val="18"/>
+              </w:rPr>
+              <w:t>场景</w:t>
+            </w:r>
+          </w:p>
+        </w:tc>
+      </w:tr>
+      <w:tr>
+        <w:tc>
+          <w:tcPr>
+            <w:tcW w:type="dxa" w:w="2268"/>
+            <w:vAlign w:val="center"/>
+          </w:tcPr>
+          <w:p>
+            <w:r/>
+            <w:r>
+              <w:rPr>
+                <w:rFonts w:ascii="Microsoft YaHei" w:hAnsi="Microsoft YaHei" w:eastAsia="Microsoft YaHei"/>
+                <w:sz w:val="18"/>
+              </w:rPr>
+              <w:t>1 (最小)</w:t>
+            </w:r>
+          </w:p>
+        </w:tc>
+        <w:tc>
+          <w:tcPr>
+            <w:tcW w:type="dxa" w:w="2268"/>
+            <w:vAlign w:val="center"/>
+          </w:tcPr>
+          <w:p>
+            <w:r/>
+            <w:r>
+              <w:rPr>
+                <w:rFonts w:ascii="Microsoft YaHei" w:hAnsi="Microsoft YaHei" w:eastAsia="Microsoft YaHei"/>
+                <w:sz w:val="18"/>
+              </w:rPr>
+              <w:t>160 Hz</w:t>
+            </w:r>
+          </w:p>
+        </w:tc>
+        <w:tc>
+          <w:tcPr>
+            <w:tcW w:type="dxa" w:w="5386"/>
+            <w:vAlign w:val="center"/>
+          </w:tcPr>
+          <w:p>
+            <w:r/>
+            <w:r>
+              <w:rPr>
+                <w:rFonts w:ascii="Microsoft YaHei" w:hAnsi="Microsoft YaHei" w:eastAsia="Microsoft YaHei"/>
+                <w:sz w:val="18"/>
+              </w:rPr>
+              <w:t>旁路, 看原始 1ms 噪声</w:t>
+            </w:r>
+          </w:p>
+        </w:tc>
+      </w:tr>
+      <w:tr>
+        <w:tc>
+          <w:tcPr>
+            <w:tcW w:type="dxa" w:w="2268"/>
+            <w:vAlign w:val="center"/>
+          </w:tcPr>
+          <w:p>
+            <w:r/>
+            <w:r>
+              <w:rPr>
+                <w:rFonts w:ascii="Microsoft YaHei" w:hAnsi="Microsoft YaHei" w:eastAsia="Microsoft YaHei"/>
+                <w:sz w:val="18"/>
+              </w:rPr>
+              <w:t>3</w:t>
+            </w:r>
+          </w:p>
+        </w:tc>
+        <w:tc>
+          <w:tcPr>
+            <w:tcW w:type="dxa" w:w="2268"/>
+            <w:vAlign w:val="center"/>
+          </w:tcPr>
+          <w:p>
+            <w:r/>
+            <w:r>
+              <w:rPr>
+                <w:rFonts w:ascii="Microsoft YaHei" w:hAnsi="Microsoft YaHei" w:eastAsia="Microsoft YaHei"/>
+                <w:sz w:val="18"/>
+              </w:rPr>
+              <w:t>53 Hz</w:t>
+            </w:r>
+          </w:p>
+        </w:tc>
+        <w:tc>
+          <w:tcPr>
+            <w:tcW w:type="dxa" w:w="5386"/>
+            <w:vAlign w:val="center"/>
+          </w:tcPr>
+          <w:p>
+            <w:r/>
+            <w:r>
+              <w:rPr>
+                <w:rFonts w:ascii="Microsoft YaHei" w:hAnsi="Microsoft YaHei" w:eastAsia="Microsoft YaHei"/>
+                <w:sz w:val="18"/>
+              </w:rPr>
+              <w:t>1ms 流抗 60 Hz 工频干扰</w:t>
+            </w:r>
+          </w:p>
+        </w:tc>
+      </w:tr>
+      <w:tr>
+        <w:tc>
+          <w:tcPr>
+            <w:tcW w:type="dxa" w:w="2268"/>
+            <w:vAlign w:val="center"/>
+          </w:tcPr>
+          <w:p>
+            <w:r/>
+            <w:r>
+              <w:rPr>
+                <w:rFonts w:ascii="Microsoft YaHei" w:hAnsi="Microsoft YaHei" w:eastAsia="Microsoft YaHei"/>
+                <w:sz w:val="18"/>
+              </w:rPr>
+              <w:t>10</w:t>
+            </w:r>
+          </w:p>
+        </w:tc>
+        <w:tc>
+          <w:tcPr>
+            <w:tcW w:type="dxa" w:w="2268"/>
+            <w:vAlign w:val="center"/>
+          </w:tcPr>
+          <w:p>
+            <w:r/>
+            <w:r>
+              <w:rPr>
+                <w:rFonts w:ascii="Microsoft YaHei" w:hAnsi="Microsoft YaHei" w:eastAsia="Microsoft YaHei"/>
+                <w:sz w:val="18"/>
+              </w:rPr>
+              <w:t>16 Hz</w:t>
+            </w:r>
+          </w:p>
+        </w:tc>
+        <w:tc>
+          <w:tcPr>
+            <w:tcW w:type="dxa" w:w="5386"/>
+            <w:vAlign w:val="center"/>
+          </w:tcPr>
+          <w:p>
+            <w:r/>
+            <w:r>
+              <w:rPr>
+                <w:rFonts w:ascii="Microsoft YaHei" w:hAnsi="Microsoft YaHei" w:eastAsia="Microsoft YaHei"/>
+                <w:sz w:val="18"/>
+              </w:rPr>
+              <w:t>1ms 流常规分析</w:t>
+            </w:r>
+          </w:p>
+        </w:tc>
+      </w:tr>
+      <w:tr>
+        <w:tc>
+          <w:tcPr>
+            <w:tcW w:type="dxa" w:w="2268"/>
+            <w:vAlign w:val="center"/>
+          </w:tcPr>
+          <w:p>
+            <w:r/>
+            <w:r>
+              <w:rPr>
+                <w:rFonts w:ascii="Microsoft YaHei" w:hAnsi="Microsoft YaHei" w:eastAsia="Microsoft YaHei"/>
+                <w:sz w:val="18"/>
+              </w:rPr>
+              <w:t>100 (默认)</w:t>
+            </w:r>
+          </w:p>
+        </w:tc>
+        <w:tc>
+          <w:tcPr>
+            <w:tcW w:type="dxa" w:w="2268"/>
+            <w:vAlign w:val="center"/>
+          </w:tcPr>
+          <w:p>
+            <w:r/>
+            <w:r>
+              <w:rPr>
+                <w:rFonts w:ascii="Microsoft YaHei" w:hAnsi="Microsoft YaHei" w:eastAsia="Microsoft YaHei"/>
+                <w:sz w:val="18"/>
+              </w:rPr>
+              <w:t>1.6 Hz</w:t>
+            </w:r>
+          </w:p>
+        </w:tc>
+        <w:tc>
+          <w:tcPr>
+            <w:tcW w:type="dxa" w:w="5386"/>
+            <w:vAlign w:val="center"/>
+          </w:tcPr>
+          <w:p>
+            <w:r/>
+            <w:r>
+              <w:rPr>
+                <w:rFonts w:ascii="Microsoft YaHei" w:hAnsi="Microsoft YaHei" w:eastAsia="Microsoft YaHei"/>
+                <w:sz w:val="18"/>
+              </w:rPr>
+              <w:t>稳态显示</w:t>
+            </w:r>
+          </w:p>
+        </w:tc>
+      </w:tr>
+      <w:tr>
+        <w:tc>
+          <w:tcPr>
+            <w:tcW w:type="dxa" w:w="2268"/>
+            <w:vAlign w:val="center"/>
+          </w:tcPr>
+          <w:p>
+            <w:r/>
+            <w:r>
+              <w:rPr>
+                <w:rFonts w:ascii="Microsoft YaHei" w:hAnsi="Microsoft YaHei" w:eastAsia="Microsoft YaHei"/>
+                <w:sz w:val="18"/>
+              </w:rPr>
+              <w:t>1000</w:t>
+            </w:r>
+          </w:p>
+        </w:tc>
+        <w:tc>
+          <w:tcPr>
+            <w:tcW w:type="dxa" w:w="2268"/>
+            <w:vAlign w:val="center"/>
+          </w:tcPr>
+          <w:p>
+            <w:r/>
+            <w:r>
+              <w:rPr>
+                <w:rFonts w:ascii="Microsoft YaHei" w:hAnsi="Microsoft YaHei" w:eastAsia="Microsoft YaHei"/>
+                <w:sz w:val="18"/>
+              </w:rPr>
+              <w:t>0.16 Hz</w:t>
+            </w:r>
+          </w:p>
+        </w:tc>
+        <w:tc>
+          <w:tcPr>
+            <w:tcW w:type="dxa" w:w="5386"/>
+            <w:vAlign w:val="center"/>
+          </w:tcPr>
+          <w:p>
+            <w:r/>
+            <w:r>
+              <w:rPr>
+                <w:rFonts w:ascii="Microsoft YaHei" w:hAnsi="Microsoft YaHei" w:eastAsia="Microsoft YaHei"/>
+                <w:sz w:val="18"/>
+              </w:rPr>
+              <w:t>极慢趋势</w:t>
+            </w:r>
+          </w:p>
+        </w:tc>
+      </w:tr>
+    </w:tbl>
+    <w:p/>
+    <w:p>
+      <w:r>
+        <w:rPr>
+          <w:rFonts w:ascii="Microsoft YaHei" w:hAnsi="Microsoft YaHei" w:eastAsia="Microsoft YaHei"/>
+          <w:b w:val="0"/>
+          <w:sz w:val="21"/>
+        </w:rPr>
+        <w:t>注: 100ms 默认值与 1ms 数组配合时, 10 个采样高度相关 (≈10Hz 滤波)。需要看高频细节时建议 3-10ms。</w:t>
+      </w:r>
+    </w:p>
+    <w:p>
       <w:r>
         <w:br w:type="page"/>
       </w:r>
@@ -11547,9 +13034,15 @@
               <w:br/>
               <w:t>• 删除预加压状态 (state 2), 命令 2 直接进运行</w:t>
               <w:br/>
-              <w:t>• ILC 加包络门控: 在 ARP1383C 包络内停学习</w:t>
+              <w:t>• ILC 包络门控升级为 Schmitt 双阈值迟滞 (进 100% / 出 80%)</w:t>
+              <w:br/>
+              <w:t>• 新增 1ms 高分辨率压力流 (10 元数组 / 10ms 通讯)</w:t>
+              <w:br/>
+              <w:t>• 压力滤波时间常数 PP_Oil_Filter 改 HMI 可调</w:t>
               <w:br/>
               <w:t>• 通讯协议 V5.0 重排, 移除所有内部空洞</w:t>
+              <w:br/>
+              <w:t>• XML 清理: 移除 13 个未用的辅助/设备 POU, 仅留 9 个核心 POU</w:t>
             </w:r>
           </w:p>
         </w:tc>

--- a/docs/压力脉冲控制器_通讯变量表_算法说明_V3.6.docx
+++ b/docs/压力脉冲控制器_通讯变量表_算法说明_V3.6.docx
@@ -75,7 +75,7 @@
           <w:b w:val="0"/>
           <w:sz w:val="21"/>
         </w:rPr>
-        <w:t>基于 Modbus TCP 协议, PLC 同时作为 Server 与 Client 端: 上位机 PC 通过 HOLDING_REGISTER (功能码 0x06/0x10) 向 PLC 写入命令与参数; PLC 通过 INPUT_REGISTER (功能码 0x04) 向 PC 上报状态与反馈。所有变量为 32 位浮点 (REAL) 拆为 高/低 两个 WORD 存放, 每变量占 2 个 WORD 地址 (低字在前)。</w:t>
+        <w:t>基于 TCP/IP 协议, PLC 作为 TCP Server 监听, 上位机 PC 作为 TCP Client 连接。两个全局缓冲数组承载收发: HOLDING_REGISTER (PC → PLC, 上位机命令与参数) 映射到输入字区 %IW0, INPUT_REGISTER (PLC → PC, 状态与反馈) 映射到输出字区 %QW0。所有变量为 32 位浮点 (REAL) 拆为 高/低 两个 WORD 存放, 每变量占 2 个 WORD 地址 (低字在前)。</w:t>
       </w:r>
     </w:p>
     <w:p>

--- a/docs/压力脉冲控制器_通讯变量表_算法说明_V3.6.docx
+++ b/docs/压力脉冲控制器_通讯变量表_算法说明_V3.6.docx
@@ -10626,39 +10626,46 @@
           <w:b w:val="0"/>
           <w:sz w:val="21"/>
         </w:rPr>
-        <w:t>控制器采用「迭代学习 ILC」+「PID 反馈」双环结构, 取消了基于物理模型的 MFF 前馈 (经验证 MFF 价值有限且单位易错配)。数据流:</w:t>
+        <w:t>控制器采用「迭代学习 ILC」+「PID 反馈」双环结构, 取消了基于物理模型的 MFF 前馈 (经验证 MFF 价值有限且单位易错配)。数据流如下图:</w:t>
       </w:r>
     </w:p>
     <w:p>
+      <w:pPr>
+        <w:jc w:val="center"/>
+      </w:pPr>
       <w:r>
-        <w:rPr>
-          <w:rFonts w:ascii="Microsoft YaHei" w:hAnsi="Microsoft YaHei" w:eastAsia="Microsoft YaHei"/>
-          <w:b w:val="0"/>
-          <w:sz w:val="18"/>
-        </w:rPr>
-        <w:t xml:space="preserve">    rTarget (波形目标)              ──┐</w:t>
-        <w:br/>
-        <w:t xml:space="preserve">                                    │</w:t>
-        <w:br/>
-        <w:t xml:space="preserve">                          + ILC 指令修正  ──→  rTargetCorrected</w:t>
-        <w:br/>
-        <w:t xml:space="preserve">                                                    │</w:t>
-        <w:br/>
-        <w:t xml:space="preserve">                                                    ▼</w:t>
-        <w:br/>
-        <w:t xml:space="preserve">    rActual (压力反馈) ────────────► PID(rTargetCorrected − rActual)</w:t>
-        <w:br/>
-        <w:t xml:space="preserve">                                                    │</w:t>
-        <w:br/>
-        <w:t xml:space="preserve">                                                    ▼</w:t>
-        <w:br/>
-        <w:t xml:space="preserve">                                          rUTotal = rUPid (V)</w:t>
-        <w:br/>
-        <w:t xml:space="preserve">                                                    │</w:t>
-        <w:br/>
-        <w:t xml:space="preserve">                                                    ▼</w:t>
-        <w:br/>
-        <w:t xml:space="preserve">                                              比例伺服阀</w:t>
+        <w:drawing>
+          <wp:inline xmlns:a="http://schemas.openxmlformats.org/drawingml/2006/main" xmlns:pic="http://schemas.openxmlformats.org/drawingml/2006/picture">
+            <wp:extent cx="5669280" cy="4458984"/>
+            <wp:docPr id="1" name="Picture 1"/>
+            <wp:cNvGraphicFramePr>
+              <a:graphicFrameLocks noChangeAspect="1"/>
+            </wp:cNvGraphicFramePr>
+            <a:graphic>
+              <a:graphicData uri="http://schemas.openxmlformats.org/drawingml/2006/picture">
+                <pic:pic>
+                  <pic:nvPicPr>
+                    <pic:cNvPr id="0" name="arch_diagram.png"/>
+                    <pic:cNvPicPr/>
+                  </pic:nvPicPr>
+                  <pic:blipFill>
+                    <a:blip r:embed="rId9"/>
+                    <a:stretch>
+                      <a:fillRect/>
+                    </a:stretch>
+                  </pic:blipFill>
+                  <pic:spPr>
+                    <a:xfrm>
+                      <a:off x="0" y="0"/>
+                      <a:ext cx="5669280" cy="4458984"/>
+                    </a:xfrm>
+                    <a:prstGeom prst="rect"/>
+                  </pic:spPr>
+                </pic:pic>
+              </a:graphicData>
+            </a:graphic>
+          </wp:inline>
+        </w:drawing>
       </w:r>
     </w:p>
     <w:p>

--- a/docs/压力脉冲控制器_通讯变量表_算法说明_V3.6.docx
+++ b/docs/压力脉冲控制器_通讯变量表_算法说明_V3.6.docx
@@ -10636,7 +10636,7 @@
       <w:r>
         <w:drawing>
           <wp:inline xmlns:a="http://schemas.openxmlformats.org/drawingml/2006/main" xmlns:pic="http://schemas.openxmlformats.org/drawingml/2006/picture">
-            <wp:extent cx="5669280" cy="4458984"/>
+            <wp:extent cx="5669280" cy="4520145"/>
             <wp:docPr id="1" name="Picture 1"/>
             <wp:cNvGraphicFramePr>
               <a:graphicFrameLocks noChangeAspect="1"/>
@@ -10657,7 +10657,7 @@
                   <pic:spPr>
                     <a:xfrm>
                       <a:off x="0" y="0"/>
-                      <a:ext cx="5669280" cy="4458984"/>
+                      <a:ext cx="5669280" cy="4520145"/>
                     </a:xfrm>
                     <a:prstGeom prst="rect"/>
                   </pic:spPr>
